--- a/Templates/ФНС/2-я и 3-я очередь/2-я_3-я_вкл_резолютивка_маркированный.docx
+++ b/Templates/ФНС/2-я и 3-я очередь/2-я_3-я_вкл_резолютивка_маркированный.docx
@@ -17,36 +17,52 @@
       <w:pPr>
         <w:pStyle w:val="1"/>
         <w:spacing w:line="317" w:lineRule="exact"/>
-      </w:pPr>
-      <w:r>
+        <w:rPr>
+          <w:b w:val="0"/>
+        </w:rPr>
+      </w:pPr>
+      <w:r>
+        <w:rPr>
+          <w:b w:val="0"/>
+        </w:rPr>
         <w:t>АРБИТРАЖНЫЙ</w:t>
       </w:r>
       <w:r>
         <w:rPr>
+          <w:b w:val="0"/>
           <w:spacing w:val="-4"/>
         </w:rPr>
         <w:t xml:space="preserve"> </w:t>
       </w:r>
       <w:r>
+        <w:rPr>
+          <w:b w:val="0"/>
+        </w:rPr>
         <w:t>СУД</w:t>
       </w:r>
       <w:r>
         <w:rPr>
+          <w:b w:val="0"/>
           <w:spacing w:val="-7"/>
         </w:rPr>
         <w:t xml:space="preserve"> </w:t>
       </w:r>
       <w:r>
+        <w:rPr>
+          <w:b w:val="0"/>
+        </w:rPr>
         <w:t>РОСТОВСКОЙ</w:t>
       </w:r>
       <w:r>
         <w:rPr>
+          <w:b w:val="0"/>
           <w:spacing w:val="-5"/>
         </w:rPr>
         <w:t xml:space="preserve"> </w:t>
       </w:r>
       <w:r>
         <w:rPr>
+          <w:b w:val="0"/>
           <w:spacing w:val="-2"/>
         </w:rPr>
         <w:t>ОБЛАСТИ</w:t>
@@ -200,6 +216,9 @@
         <w:pStyle w:val="1"/>
         <w:spacing w:before="88" w:line="362" w:lineRule="auto"/>
         <w:ind w:left="731" w:right="3064" w:firstLine="6"/>
+        <w:rPr>
+          <w:b w:val="0"/>
+        </w:rPr>
       </w:pPr>
       <w:r>
         <w:rPr>
@@ -208,24 +227,37 @@
         <w:br w:type="column"/>
       </w:r>
       <w:r>
+        <w:rPr>
+          <w:b w:val="0"/>
+        </w:rPr>
         <w:lastRenderedPageBreak/>
         <w:t xml:space="preserve">О </w:t>
       </w:r>
       <w:proofErr w:type="gramStart"/>
       <w:r>
+        <w:rPr>
+          <w:b w:val="0"/>
+        </w:rPr>
         <w:t>П</w:t>
       </w:r>
       <w:proofErr w:type="gramEnd"/>
       <w:r>
+        <w:rPr>
+          <w:b w:val="0"/>
+        </w:rPr>
         <w:t xml:space="preserve"> Р Е Д Е Л Е Н И Е РЕЗОЛЮТИВНАЯ</w:t>
       </w:r>
       <w:r>
         <w:rPr>
+          <w:b w:val="0"/>
           <w:spacing w:val="-18"/>
         </w:rPr>
         <w:t xml:space="preserve"> </w:t>
       </w:r>
       <w:r>
+        <w:rPr>
+          <w:b w:val="0"/>
+        </w:rPr>
         <w:t>ЧАСТЬ</w:t>
       </w:r>
     </w:p>
@@ -309,35 +341,24 @@
       </w:pPr>
       <w:r>
         <w:lastRenderedPageBreak/>
-        <w:t>[</w:t>
-      </w:r>
-      <w:r>
-        <w:rPr>
-          <w:highlight w:val="cyan"/>
-        </w:rPr>
-        <w:t>66]</w:t>
+        <w:t>[66]</w:t>
       </w:r>
       <w:r>
         <w:tab/>
-        <w:t>Дело № [</w:t>
-      </w:r>
-      <w:r>
-        <w:rPr>
-          <w:highlight w:val="cyan"/>
-        </w:rPr>
-        <w:t>1]</w:t>
-      </w:r>
-      <w:r>
-        <w:t xml:space="preserve"> Арбитражный суд Ростовской области в составе судьи [</w:t>
-      </w:r>
-      <w:r>
-        <w:rPr>
-          <w:highlight w:val="cyan"/>
-        </w:rPr>
-        <w:t>415]</w:t>
-      </w:r>
-      <w:r>
-        <w:t>,</w:t>
+      </w:r>
+      <w:r>
+        <w:t xml:space="preserve">                                                                                                                     </w:t>
+      </w:r>
+      <w:bookmarkStart w:id="0" w:name="_GoBack"/>
+      <w:bookmarkEnd w:id="0"/>
+      <w:r>
+        <w:t xml:space="preserve">Дело № [1] </w:t>
+      </w:r>
+      <w:r>
+        <w:br/>
+      </w:r>
+      <w:r>
+        <w:t>Арбитражный суд Ростовской области в составе судьи [415],</w:t>
       </w:r>
     </w:p>
     <w:p>
@@ -346,13 +367,7 @@
         <w:ind w:right="142"/>
       </w:pPr>
       <w:r>
-        <w:t>рассмотрев заявление ФНС России в лице [</w:t>
-      </w:r>
-      <w:r>
-        <w:rPr>
-          <w:highlight w:val="cyan"/>
-        </w:rPr>
-        <w:t>989]</w:t>
+        <w:t>рассмотрев заявление ФНС России в лице [989]</w:t>
       </w:r>
     </w:p>
     <w:p>
@@ -413,61 +428,7 @@
         <w:ind w:right="141"/>
       </w:pPr>
       <w:r>
-        <w:t>в рамках дела о несостоятельности (банкротстве) [</w:t>
-      </w:r>
-      <w:r>
-        <w:rPr>
-          <w:highlight w:val="cyan"/>
-        </w:rPr>
-        <w:t>2.1]</w:t>
-      </w:r>
-      <w:r>
-        <w:t xml:space="preserve"> ([</w:t>
-      </w:r>
-      <w:r>
-        <w:rPr>
-          <w:highlight w:val="cyan"/>
-        </w:rPr>
-        <w:t>3]</w:t>
-      </w:r>
-      <w:r>
-        <w:t xml:space="preserve"> года рождения, место рождения: [</w:t>
-      </w:r>
-      <w:r>
-        <w:rPr>
-          <w:highlight w:val="cyan"/>
-        </w:rPr>
-        <w:t>3.1]</w:t>
-      </w:r>
-      <w:r>
-        <w:t>, ИНН [</w:t>
-      </w:r>
-      <w:r>
-        <w:rPr>
-          <w:highlight w:val="cyan"/>
-        </w:rPr>
-        <w:t>4]</w:t>
-      </w:r>
-      <w:r>
-        <w:t>, СНИЛС [</w:t>
-      </w:r>
-      <w:r>
-        <w:rPr>
-          <w:highlight w:val="cyan"/>
-        </w:rPr>
-        <w:t>5]</w:t>
-      </w:r>
-      <w:r>
-        <w:t>, адрес регистрации: [</w:t>
-      </w:r>
-      <w:r>
-        <w:rPr>
-          <w:highlight w:val="cyan"/>
-        </w:rPr>
-        <w:t>6]</w:t>
-      </w:r>
-      <w:r>
-        <w:t>),</w:t>
+        <w:t>в рамках дела о несостоятельности (банкротстве) [2.1] ([3] года рождения, место рождения: [3.1], ИНН [4], СНИЛС [5], адрес регистрации: [6]),</w:t>
       </w:r>
     </w:p>
     <w:p>
@@ -595,47 +556,67 @@
     <w:p>
       <w:pPr>
         <w:pStyle w:val="2"/>
-      </w:pPr>
-      <w:r>
+        <w:rPr>
+          <w:b w:val="0"/>
+        </w:rPr>
+      </w:pPr>
+      <w:r>
+        <w:rPr>
+          <w:b w:val="0"/>
+        </w:rPr>
         <w:t>О</w:t>
       </w:r>
       <w:r>
         <w:rPr>
+          <w:b w:val="0"/>
           <w:spacing w:val="-2"/>
         </w:rPr>
         <w:t xml:space="preserve"> </w:t>
       </w:r>
       <w:proofErr w:type="gramStart"/>
       <w:r>
+        <w:rPr>
+          <w:b w:val="0"/>
+        </w:rPr>
         <w:t>П</w:t>
       </w:r>
       <w:proofErr w:type="gramEnd"/>
       <w:r>
         <w:rPr>
+          <w:b w:val="0"/>
           <w:spacing w:val="-2"/>
         </w:rPr>
         <w:t xml:space="preserve"> </w:t>
       </w:r>
       <w:r>
+        <w:rPr>
+          <w:b w:val="0"/>
+        </w:rPr>
         <w:t>Р</w:t>
       </w:r>
       <w:r>
         <w:rPr>
+          <w:b w:val="0"/>
           <w:spacing w:val="-2"/>
         </w:rPr>
         <w:t xml:space="preserve"> </w:t>
       </w:r>
       <w:r>
+        <w:rPr>
+          <w:b w:val="0"/>
+        </w:rPr>
         <w:t>Е Д Е Л И</w:t>
       </w:r>
       <w:r>
         <w:rPr>
+          <w:b w:val="0"/>
           <w:spacing w:val="-2"/>
         </w:rPr>
         <w:t xml:space="preserve"> </w:t>
       </w:r>
       <w:r>
         <w:rPr>
+          <w:b w:val="0"/>
           <w:spacing w:val="-7"/>
         </w:rPr>
         <w:t>Л:</w:t>
@@ -647,25 +628,7 @@
         <w:ind w:right="145" w:firstLine="705"/>
       </w:pPr>
       <w:r>
-        <w:t>Признать обоснованным и включить во вторую очередь реестра требований кредиторов должника требование ФНС России в лице [</w:t>
-      </w:r>
-      <w:r>
-        <w:rPr>
-          <w:highlight w:val="cyan"/>
-        </w:rPr>
-        <w:t>989]</w:t>
-      </w:r>
-      <w:r>
-        <w:t xml:space="preserve"> в размере [</w:t>
-      </w:r>
-      <w:r>
-        <w:rPr>
-          <w:highlight w:val="cyan"/>
-        </w:rPr>
-        <w:t>34.2]</w:t>
-      </w:r>
-      <w:r>
-        <w:t xml:space="preserve"> руб. – недоимка.</w:t>
+        <w:t>Признать обоснованным и включить во вторую очередь реестра требований кредиторов должника требование ФНС России в лице [989] в размере [34.2] руб. – недоимка.</w:t>
       </w:r>
     </w:p>
     <w:p>
@@ -675,43 +638,13 @@
       </w:pPr>
       <w:proofErr w:type="gramStart"/>
       <w:r>
-        <w:t>Признать обоснованным и включить в третью очередь реестра требований кредиторов должника требование ФНС России в лице [</w:t>
-      </w:r>
-      <w:r>
-        <w:rPr>
-          <w:highlight w:val="cyan"/>
-        </w:rPr>
-        <w:t>989]</w:t>
-      </w:r>
-      <w:r>
-        <w:t xml:space="preserve"> в размере </w:t>
+        <w:t xml:space="preserve">Признать обоснованным и включить в третью очередь реестра требований кредиторов должника требование ФНС России в лице [989] в размере </w:t>
       </w:r>
       <w:r>
         <w:t>[12]</w:t>
       </w:r>
       <w:r>
-        <w:t xml:space="preserve"> руб</w:t>
-      </w:r>
-      <w:r>
-        <w:t>., из которых: [</w:t>
-      </w:r>
-      <w:r>
-        <w:rPr>
-          <w:highlight w:val="cyan"/>
-        </w:rPr>
-        <w:t>34.3]</w:t>
-      </w:r>
-      <w:r>
-        <w:t xml:space="preserve"> руб. – недоимка, [</w:t>
-      </w:r>
-      <w:r>
-        <w:rPr>
-          <w:highlight w:val="cyan"/>
-        </w:rPr>
-        <w:t>27]</w:t>
-      </w:r>
-      <w:r>
-        <w:t xml:space="preserve"> руб. – пени.</w:t>
+        <w:t xml:space="preserve"> руб., из которых: [34.3] руб. – недоимка, [27] руб. – пени.</w:t>
       </w:r>
       <w:proofErr w:type="gramEnd"/>
     </w:p>
@@ -732,8 +665,6 @@
       <w:r>
         <w:t>26.10.2002 №127-ФЗ «О несостоятельности (банкротстве)» требование в части неустоек (штрафов, пеней) и иных финансовых санкций учесть отдельно в реестре требований кредиторов, как подлежащие удовлетворению после погашения основной суммы задолженности и причитающихся процентов.</w:t>
       </w:r>
-      <w:bookmarkStart w:id="0" w:name="_GoBack"/>
-      <w:bookmarkEnd w:id="0"/>
     </w:p>
     <w:p>
       <w:pPr>
@@ -831,13 +762,7 @@
       </w:r>
       <w:r>
         <w:tab/>
-        <w:t>[</w:t>
-      </w:r>
-      <w:r>
-        <w:rPr>
-          <w:highlight w:val="cyan"/>
-        </w:rPr>
-        <w:t>415]</w:t>
+        <w:t>[415]</w:t>
       </w:r>
     </w:p>
     <w:sectPr>
@@ -907,7 +832,7 @@
         <w:lang w:eastAsia="ru-RU"/>
       </w:rPr>
       <w:drawing>
-        <wp:anchor distT="0" distB="0" distL="0" distR="0" simplePos="0" relativeHeight="487552512" behindDoc="1" locked="0" layoutInCell="1" allowOverlap="1">
+        <wp:anchor distT="0" distB="0" distL="0" distR="0" simplePos="0" relativeHeight="487552512" behindDoc="1" locked="0" layoutInCell="1" allowOverlap="1" wp14:anchorId="01B69635" wp14:editId="54AD24D4">
           <wp:simplePos x="0" y="0"/>
           <wp:positionH relativeFrom="page">
             <wp:posOffset>444577</wp:posOffset>
@@ -957,7 +882,7 @@
         <w:lang w:eastAsia="ru-RU"/>
       </w:rPr>
       <w:drawing>
-        <wp:anchor distT="0" distB="0" distL="0" distR="0" simplePos="0" relativeHeight="487553024" behindDoc="1" locked="0" layoutInCell="1" allowOverlap="1">
+        <wp:anchor distT="0" distB="0" distL="0" distR="0" simplePos="0" relativeHeight="487553024" behindDoc="1" locked="0" layoutInCell="1" allowOverlap="1" wp14:anchorId="116AADFD" wp14:editId="44A18CA4">
           <wp:simplePos x="0" y="0"/>
           <wp:positionH relativeFrom="page">
             <wp:posOffset>3718940</wp:posOffset>
@@ -1009,7 +934,7 @@
       <mc:AlternateContent>
         <mc:Choice Requires="wps">
           <w:drawing>
-            <wp:anchor distT="0" distB="0" distL="0" distR="0" simplePos="0" relativeHeight="487553536" behindDoc="1" locked="0" layoutInCell="1" allowOverlap="1">
+            <wp:anchor distT="0" distB="0" distL="0" distR="0" simplePos="0" relativeHeight="487553536" behindDoc="1" locked="0" layoutInCell="1" allowOverlap="1" wp14:anchorId="049D3F3B" wp14:editId="1F8F7122">
               <wp:simplePos x="0" y="0"/>
               <wp:positionH relativeFrom="page">
                 <wp:posOffset>6120765</wp:posOffset>
@@ -1068,7 +993,7 @@
             </wp:anchor>
           </w:drawing>
         </mc:Choice>
-        <mc:Fallback xmlns:ve="http://schemas.openxmlformats.org/markup-compatibility/2006" xmlns:a="http://schemas.openxmlformats.org/drawingml/2006/main" xmlns:pic="http://schemas.openxmlformats.org/drawingml/2006/picture">
+        <mc:Fallback xmlns:pic="http://schemas.openxmlformats.org/drawingml/2006/picture" xmlns:a="http://schemas.openxmlformats.org/drawingml/2006/main" xmlns:ve="http://schemas.openxmlformats.org/markup-compatibility/2006">
           <w:pict>
             <v:shapetype id="_x0000_t202" o:spt="202" coordsize="21600,21600" path="m,l,21600r21600,l21600,xe">
               <v:stroke joinstyle="miter"/>

--- a/Templates/ФНС/2-я и 3-я очередь/2-я_3-я_вкл_резолютивка_маркированный.docx
+++ b/Templates/ФНС/2-я и 3-я очередь/2-я_3-я_вкл_резолютивка_маркированный.docx
@@ -334,7 +334,7 @@
       <w:pPr>
         <w:pStyle w:val="a3"/>
         <w:tabs>
-          <w:tab w:val="left" w:pos="6479"/>
+          <w:tab w:pos="9643" w:val="right"/>
         </w:tabs>
         <w:spacing w:before="4"/>
         <w:ind w:left="851" w:right="581" w:hanging="711"/>
@@ -346,9 +346,7 @@
       <w:r>
         <w:tab/>
       </w:r>
-      <w:r>
-        <w:t xml:space="preserve">                                                                                                                     </w:t>
-      </w:r>
+      <w:r/>
       <w:bookmarkStart w:id="0" w:name="_GoBack"/>
       <w:bookmarkEnd w:id="0"/>
       <w:r>
@@ -753,7 +751,7 @@
       <w:pPr>
         <w:pStyle w:val="a3"/>
         <w:tabs>
-          <w:tab w:val="left" w:pos="8114"/>
+          <w:tab w:pos="9643" w:val="right"/>
         </w:tabs>
         <w:spacing w:before="265"/>
       </w:pPr>
